--- a/qa/downloads/李老师_教案_语文四年级.docx
+++ b/qa/downloads/李老师_教案_语文四年级.docx
@@ -400,7 +400,7 @@
                 <w:sz w:val="21"/>
                 <w:szCs w:val="21"/>
               </w:rPr>
-              <w:t xml:space="preserve">2026/7/16</w:t>
+              <w:t xml:space="preserve">2026/7/22</w:t>
             </w:r>
           </w:p>
         </w:tc>

--- a/qa/downloads/李老师_教案_语文四年级.docx
+++ b/qa/downloads/李老师_教案_语文四年级.docx
@@ -400,7 +400,7 @@
                 <w:sz w:val="21"/>
                 <w:szCs w:val="21"/>
               </w:rPr>
-              <w:t xml:space="preserve">2026/7/22</w:t>
+              <w:t xml:space="preserve">2026/7/29</w:t>
             </w:r>
           </w:p>
         </w:tc>
